--- a/packages/infra/templates/du-thao-quyet-dinh-cong-nhan.docx
+++ b/packages/infra/templates/du-thao-quyet-dinh-cong-nhan.docx
@@ -354,7 +354,11 @@
           </w:tcPr>
           <w:p>
             <w:r>
-              <w:t>{note}{/dossiers}</w:t>
+              <w:t>{note}</w:t>
+            </w:r>
+            <w:r>
+              <w:br/>
+              <w:t>{generalComment}{/dossiers}</w:t>
             </w:r>
           </w:p>
         </w:tc>

--- a/packages/infra/templates/du-thao-quyet-dinh-cong-nhan.docx
+++ b/packages/infra/templates/du-thao-quyet-dinh-cong-nhan.docx
@@ -71,7 +71,7 @@
           <w:b/>
           <w:i w:val="0"/>
         </w:rPr>
-        <w:t>Về việc công nhận sản phẩm đạt chuẩn OCOP, {roundName} (Dự thảo)</w:t>
+        <w:t xml:space="preserve">Về việc công nhận {#supplementary}bổ sung {/supplementary}sản phẩm đạt chuẩn OCOP, {roundName} (Dự thảo)</w:t>
       </w:r>
     </w:p>
     <w:p>
@@ -113,7 +113,7 @@
           <w:b w:val="0"/>
           <w:i w:val="0"/>
         </w:rPr>
-        <w:t>Căn cứ kết quả đánh giá, phân hạng của {councilName} tại {meetingTitle} ngày {heldOn};</w:t>
+        <w:t xml:space="preserve">{^supplementary}Căn cứ kết quả đánh giá, phân hạng của {councilName} tại {meetingTitle} ngày {heldOn};{/supplementary}{#supplementary}Căn cứ kết quả đánh giá, phân hạng đã chốt của Hội đồng cấp tỉnh và văn bản của Bộ Nông nghiệp và Môi trường chuyển hồ sơ đề nghị 5 sao về công nhận cấp tỉnh;{/supplementary}</w:t>
       </w:r>
     </w:p>
     <w:p>

--- a/packages/infra/templates/du-thao-quyet-dinh-cong-nhan.docx
+++ b/packages/infra/templates/du-thao-quyet-dinh-cong-nhan.docx
@@ -152,7 +152,25 @@
           <w:b w:val="0"/>
           <w:i w:val="0"/>
         </w:rPr>
-        <w:t>Điều 1. Công nhận {count} sản phẩm đạt chuẩn OCOP có tên sau:</w:t>
+        <w:t xml:space="preserve">Điều 1. Công nhận {count} sản phẩm đạt chuẩn OCOP{^supplementary} và phê duyệt kết quả đánh giá, phân hạng sản phẩm{/supplementary}, theo các mục sau:</w:t>
+      </w:r>
+    </w:p>
+    <w:p>
+      <w:r>
+        <w:rPr>
+          <w:b w:val="0"/>
+          <w:i w:val="0"/>
+        </w:rPr>
+        <w:t xml:space="preserve">{#sections}</w:t>
+      </w:r>
+    </w:p>
+    <w:p>
+      <w:r>
+        <w:rPr>
+          <w:b/>
+          <w:i w:val="0"/>
+        </w:rPr>
+        <w:t xml:space="preserve">{index}. {heading} ({count} sản phẩm):</w:t>
       </w:r>
     </w:p>
     <w:tbl>
@@ -364,6 +382,15 @@
         </w:tc>
       </w:tr>
     </w:tbl>
+    <w:p>
+      <w:r>
+        <w:rPr>
+          <w:b w:val="0"/>
+          <w:i w:val="0"/>
+        </w:rPr>
+        <w:t xml:space="preserve">{/sections}</w:t>
+      </w:r>
+    </w:p>
     <w:p>
       <w:r>
         <w:rPr>
